--- a/АиКМС/прак_7/АиКМС_ИКБО-20-23_Кузнецов.Л.А_практика7.docx
+++ b/АиКМС/прак_7/АиКМС_ИКБО-20-23_Кузнецов.Л.А_практика7.docx
@@ -1127,13 +1127,6 @@
                   <w:szCs w:val="28"/>
                 </w:rPr>
                 <w:instrText>HYPERLINK  \l "_ПОСТАНОВКА_ЗАДАЧИ"</w:instrText>
-              </w:r>
-              <w:r>
-                <w:rPr>
-                  <w:rFonts w:cs="Times New Roman"/>
-                  <w:color w:val="000000" w:themeColor="text1"/>
-                  <w:szCs w:val="28"/>
-                </w:rPr>
               </w:r>
               <w:r>
                 <w:rPr>
@@ -1202,13 +1195,6 @@
                   <w:szCs w:val="28"/>
                 </w:rPr>
                 <w:instrText>HYPERLINK  \l "_ХОД_РАБОТЫ"</w:instrText>
-              </w:r>
-              <w:r>
-                <w:rPr>
-                  <w:rFonts w:cs="Times New Roman"/>
-                  <w:color w:val="000000" w:themeColor="text1"/>
-                  <w:szCs w:val="28"/>
-                </w:rPr>
               </w:r>
               <w:r>
                 <w:rPr>
@@ -1297,8 +1283,6 @@
       <w:r>
         <w:br w:type="page"/>
       </w:r>
-      <w:bookmarkStart w:id="1" w:name="_GoBack"/>
-      <w:bookmarkEnd w:id="1"/>
     </w:p>
     <w:p>
       <w:pPr>
@@ -1306,8 +1290,8 @@
         <w:ind w:firstLine="0"/>
         <w:jc w:val="center"/>
       </w:pPr>
-      <w:bookmarkStart w:id="2" w:name="_ПОСТАНОВКА_ЗАДАЧИ"/>
-      <w:bookmarkEnd w:id="2"/>
+      <w:bookmarkStart w:id="1" w:name="_ПОСТАНОВКА_ЗАДАЧИ"/>
+      <w:bookmarkEnd w:id="1"/>
       <w:r>
         <w:lastRenderedPageBreak/>
         <w:t>ПОСТАНОВКА ЗАДАЧИ</w:t>
@@ -1341,8 +1325,8 @@
         <w:ind w:firstLine="0"/>
         <w:jc w:val="center"/>
       </w:pPr>
-      <w:bookmarkStart w:id="3" w:name="_ХОД_РАБОТЫ"/>
-      <w:bookmarkEnd w:id="3"/>
+      <w:bookmarkStart w:id="2" w:name="_ХОД_РАБОТЫ"/>
+      <w:bookmarkEnd w:id="2"/>
       <w:r>
         <w:t>ХОД РАБОТЫ</w:t>
       </w:r>
@@ -1352,10 +1336,7 @@
         <w:pStyle w:val="1"/>
       </w:pPr>
       <w:r>
-        <w:t>Шаг 1. Построение диаграммы</w:t>
-      </w:r>
-      <w:r>
-        <w:t xml:space="preserve"> компонентов (индивидуальный вариант учебного проекта).  </w:t>
+        <w:t xml:space="preserve">Шаг 1. Построение диаграммы компонентов (индивидуальный вариант учебного проекта).  </w:t>
       </w:r>
     </w:p>
     <w:p>
@@ -1394,12 +1375,15 @@
     <w:p>
       <w:pPr>
         <w:ind w:firstLine="0"/>
+        <w:rPr>
+          <w:lang w:val="en-US"/>
+        </w:rPr>
       </w:pPr>
       <w:r>
         <w:drawing>
-          <wp:inline distT="0" distB="0" distL="0" distR="0" wp14:anchorId="6C593C10" wp14:editId="36622F51">
-            <wp:extent cx="5940425" cy="3088005"/>
-            <wp:effectExtent l="0" t="0" r="3175" b="0"/>
+          <wp:inline distT="0" distB="0" distL="0" distR="0" wp14:anchorId="4FBB557E" wp14:editId="702D165A">
+            <wp:extent cx="5940425" cy="3100070"/>
+            <wp:effectExtent l="0" t="0" r="3175" b="5080"/>
             <wp:docPr id="4" name="Рисунок 4"/>
             <wp:cNvGraphicFramePr>
               <a:graphicFrameLocks xmlns:a="http://schemas.openxmlformats.org/drawingml/2006/main" noChangeAspect="1"/>
@@ -1420,7 +1404,7 @@
                   <pic:spPr>
                     <a:xfrm>
                       <a:off x="0" y="0"/>
-                      <a:ext cx="5940425" cy="3088005"/>
+                      <a:ext cx="5940425" cy="3100070"/>
                     </a:xfrm>
                     <a:prstGeom prst="rect">
                       <a:avLst/>
@@ -1448,27 +1432,14 @@
       </w:pPr>
       <w:r>
         <w:lastRenderedPageBreak/>
-        <w:t xml:space="preserve">Шаг </w:t>
-      </w:r>
-      <w:r>
-        <w:t>2</w:t>
-      </w:r>
-      <w:r>
-        <w:t xml:space="preserve">. </w:t>
+        <w:t xml:space="preserve">Шаг 2. </w:t>
       </w:r>
       <w:r>
         <w:rPr>
           <w:rFonts w:cs="Times New Roman"/>
           <w:szCs w:val="28"/>
         </w:rPr>
-        <w:t>Построение диаграммы</w:t>
-      </w:r>
-      <w:r>
-        <w:rPr>
-          <w:rFonts w:cs="Times New Roman"/>
-          <w:szCs w:val="28"/>
-        </w:rPr>
-        <w:t xml:space="preserve"> развертывания рассматриваемой системы.  </w:t>
+        <w:t xml:space="preserve">Построение диаграммы развертывания рассматриваемой системы.  </w:t>
       </w:r>
     </w:p>
     <w:p>
@@ -1495,10 +1466,14 @@
         <w:jc w:val="center"/>
       </w:pPr>
       <w:r>
+        <w:rPr>
+          <w:noProof/>
+          <w:lang w:eastAsia="ru-RU"/>
+        </w:rPr>
         <w:drawing>
-          <wp:inline distT="0" distB="0" distL="0" distR="0" wp14:anchorId="6FBE19DA" wp14:editId="6AF2C1D2">
-            <wp:extent cx="5940425" cy="3928110"/>
-            <wp:effectExtent l="0" t="0" r="3175" b="0"/>
+          <wp:inline distT="0" distB="0" distL="0" distR="0" wp14:anchorId="3DEEB10D" wp14:editId="3B55A7E9">
+            <wp:extent cx="5940425" cy="3915410"/>
+            <wp:effectExtent l="0" t="0" r="3175" b="8890"/>
             <wp:docPr id="1" name="Рисунок 1"/>
             <wp:cNvGraphicFramePr>
               <a:graphicFrameLocks xmlns:a="http://schemas.openxmlformats.org/drawingml/2006/main" noChangeAspect="1"/>
@@ -1519,7 +1494,7 @@
                   <pic:spPr>
                     <a:xfrm>
                       <a:off x="0" y="0"/>
-                      <a:ext cx="5940425" cy="3928110"/>
+                      <a:ext cx="5940425" cy="3915410"/>
                     </a:xfrm>
                     <a:prstGeom prst="rect">
                       <a:avLst/>
@@ -1544,14 +1519,19 @@
         <w:t>исунок 2</w:t>
       </w:r>
       <w:r>
-        <w:t xml:space="preserve"> – Диаграмма </w:t>
-      </w:r>
-      <w:r>
-        <w:t>развёртывания</w:t>
-      </w:r>
-      <w:r>
-        <w:t xml:space="preserve"> персонального варианта</w:t>
-      </w:r>
+        <w:t xml:space="preserve"> – Диаграмма развёртывания персонального варианта</w:t>
+      </w:r>
+    </w:p>
+    <w:p>
+      <w:pPr>
+        <w:ind w:firstLine="0"/>
+        <w:jc w:val="center"/>
+      </w:pPr>
+      <w:r>
+        <w:t>Сервер: СерверБазыДанных</w:t>
+      </w:r>
+      <w:bookmarkStart w:id="3" w:name="_GoBack"/>
+      <w:bookmarkEnd w:id="3"/>
     </w:p>
     <w:p>
       <w:pPr>
@@ -1634,6 +1614,7 @@
         <w:docPartUnique/>
       </w:docPartObj>
     </w:sdtPr>
+    <w:sdtEndPr/>
     <w:sdtContent>
       <w:p>
         <w:pPr>
@@ -1653,7 +1634,7 @@
           <w:rPr>
             <w:noProof/>
           </w:rPr>
-          <w:t>2</w:t>
+          <w:t>5</w:t>
         </w:r>
         <w:r>
           <w:fldChar w:fldCharType="end"/>

--- a/АиКМС/прак_7/АиКМС_ИКБО-20-23_Кузнецов.Л.А_практика7.docx
+++ b/АиКМС/прак_7/АиКМС_ИКБО-20-23_Кузнецов.Л.А_практика7.docx
@@ -1380,11 +1380,14 @@
         </w:rPr>
       </w:pPr>
       <w:r>
+        <w:rPr>
+          <w:lang w:val="en-US"/>
+        </w:rPr>
         <w:drawing>
-          <wp:inline distT="0" distB="0" distL="0" distR="0" wp14:anchorId="4FBB557E" wp14:editId="702D165A">
-            <wp:extent cx="5940425" cy="3100070"/>
-            <wp:effectExtent l="0" t="0" r="3175" b="5080"/>
-            <wp:docPr id="4" name="Рисунок 4"/>
+          <wp:inline distT="0" distB="0" distL="0" distR="0" wp14:anchorId="4D41D69F" wp14:editId="09B8746E">
+            <wp:extent cx="5940425" cy="3380740"/>
+            <wp:effectExtent l="0" t="0" r="3175" b="0"/>
+            <wp:docPr id="3" name="Рисунок 3"/>
             <wp:cNvGraphicFramePr>
               <a:graphicFrameLocks xmlns:a="http://schemas.openxmlformats.org/drawingml/2006/main" noChangeAspect="1"/>
             </wp:cNvGraphicFramePr>
@@ -1404,7 +1407,7 @@
                   <pic:spPr>
                     <a:xfrm>
                       <a:off x="0" y="0"/>
-                      <a:ext cx="5940425" cy="3100070"/>
+                      <a:ext cx="5940425" cy="3380740"/>
                     </a:xfrm>
                     <a:prstGeom prst="rect">
                       <a:avLst/>
@@ -1466,14 +1469,10 @@
         <w:jc w:val="center"/>
       </w:pPr>
       <w:r>
-        <w:rPr>
-          <w:noProof/>
-          <w:lang w:eastAsia="ru-RU"/>
-        </w:rPr>
         <w:drawing>
-          <wp:inline distT="0" distB="0" distL="0" distR="0" wp14:anchorId="3DEEB10D" wp14:editId="3B55A7E9">
-            <wp:extent cx="5940425" cy="3915410"/>
-            <wp:effectExtent l="0" t="0" r="3175" b="8890"/>
+          <wp:inline distT="0" distB="0" distL="0" distR="0" wp14:anchorId="6FDD3BC6" wp14:editId="6A7107C6">
+            <wp:extent cx="5940425" cy="3355975"/>
+            <wp:effectExtent l="0" t="0" r="3175" b="0"/>
             <wp:docPr id="1" name="Рисунок 1"/>
             <wp:cNvGraphicFramePr>
               <a:graphicFrameLocks xmlns:a="http://schemas.openxmlformats.org/drawingml/2006/main" noChangeAspect="1"/>
@@ -1494,7 +1493,7 @@
                   <pic:spPr>
                     <a:xfrm>
                       <a:off x="0" y="0"/>
-                      <a:ext cx="5940425" cy="3915410"/>
+                      <a:ext cx="5940425" cy="3355975"/>
                     </a:xfrm>
                     <a:prstGeom prst="rect">
                       <a:avLst/>
@@ -1521,23 +1520,8 @@
       <w:r>
         <w:t xml:space="preserve"> – Диаграмма развёртывания персонального варианта</w:t>
       </w:r>
-    </w:p>
-    <w:p>
-      <w:pPr>
-        <w:ind w:firstLine="0"/>
-        <w:jc w:val="center"/>
-      </w:pPr>
-      <w:r>
-        <w:t>Сервер: СерверБазыДанных</w:t>
-      </w:r>
       <w:bookmarkStart w:id="3" w:name="_GoBack"/>
       <w:bookmarkEnd w:id="3"/>
-    </w:p>
-    <w:p>
-      <w:pPr>
-        <w:ind w:firstLine="0"/>
-        <w:jc w:val="center"/>
-      </w:pPr>
     </w:p>
     <w:p>
       <w:pPr>
